--- a/manuscript/Plant_CellFM_v9_外部对照与生物学案例补充说明_v1.docx
+++ b/manuscript/Plant_CellFM_v9_外部对照与生物学案例补充说明_v1.docx
@@ -27,7 +27,7 @@
           <w:b w:val="0"/>
           <w:sz w:val="21"/>
         </w:rPr>
-        <w:t>生成时间：2026-07-30 15:15 Asia/Shanghai</w:t>
+        <w:t>生成时间：2026-07-31 01:07 Asia/Shanghai</w:t>
       </w:r>
     </w:p>
     <w:p>
@@ -666,7 +666,7 @@
                 <w:b w:val="0"/>
                 <w:sz w:val="16"/>
               </w:rPr>
-              <w:t>input_ready_metric_missing</w:t>
+              <w:t>contract_ready_metric_pending</w:t>
             </w:r>
           </w:p>
         </w:tc>
@@ -850,7 +850,7 @@
                 <w:b w:val="0"/>
                 <w:sz w:val="16"/>
               </w:rPr>
-              <w:t>web_api_auth_required</w:t>
+              <w:t>contract_ready_auth_limited</w:t>
             </w:r>
           </w:p>
         </w:tc>
